--- a/NexusDocs/templates/requests/12_administration.docx
+++ b/NexusDocs/templates/requests/12_administration.docx
@@ -1364,7 +1364,7 @@
           <w:rFonts w:eastAsia="Calibri"/>
           <w:szCs w:val="28"/>
         </w:rPr>
-        <w:t xml:space="preserve">Следователь военного следственного отдела </w:t>
+        <w:t xml:space="preserve">{{INVESTIGATOR_POSITION_LONG}} </w:t>
       </w:r>
     </w:p>
     <w:p>
@@ -1406,7 +1406,7 @@
           <w:rFonts w:eastAsia="Calibri"/>
           <w:szCs w:val="28"/>
         </w:rPr>
-        <w:t xml:space="preserve">лейтенант юстиции                                                                           </w:t>
+        <w:t xml:space="preserve">{{INVESTIGATOR_RANK}}                                                                           </w:t>
       </w:r>
       <w:r>
         <w:rPr>
@@ -1422,7 +1422,7 @@
           <w:rFonts w:eastAsia="Calibri"/>
           <w:szCs w:val="28"/>
         </w:rPr>
-        <w:t xml:space="preserve">С.А. </w:t>
+        <w:t xml:space="preserve">{{INVESTIGATOR_INITIALS_SURNAME}}</w:t>
       </w:r>
       <w:proofErr w:type="spellStart"/>
       <w:r>
@@ -1430,7 +1430,7 @@
           <w:rFonts w:eastAsia="Calibri"/>
           <w:szCs w:val="28"/>
         </w:rPr>
-        <w:t>Цомартов</w:t>
+        <w:t xml:space="preserve"/>
       </w:r>
       <w:proofErr w:type="spellEnd"/>
     </w:p>
